--- a/assets/program/2026-gala-program-large-print.docx
+++ b/assets/program/2026-gala-program-large-print.docx
@@ -173,7 +173,7 @@
         <w:rPr>
           <w:b w:val="0"/>
         </w:rPr>
-        <w:t>Refreshments by Blue Moon.</w:t>
+        <w:t>Spirits by R&amp;J Discount Liquor.</w:t>
       </w:r>
     </w:p>
     <w:p>
@@ -190,7 +190,7 @@
         <w:rPr>
           <w:b w:val="0"/>
         </w:rPr>
-        <w:t>Presented by Michael Monteferrante, President and CEO, and Molly Edwards-Workman, SVP, Foundation and Mission Services.</w:t>
+        <w:t>Invocation.</w:t>
       </w:r>
     </w:p>
     <w:p>
@@ -199,16 +199,7 @@
         <w:rPr>
           <w:b w:val="0"/>
         </w:rPr>
-        <w:t>National Anthem performed by Hashim Sayed.</w:t>
-      </w:r>
-    </w:p>
-    <w:p>
-      <w:pPr/>
-      <w:r>
-        <w:rPr>
-          <w:b w:val="0"/>
-        </w:rPr>
-        <w:t>Invocation by Rev. Dr. Robin McGonigle.</w:t>
+        <w:t>National Anthem.</w:t>
       </w:r>
     </w:p>
     <w:p>
@@ -233,7 +224,7 @@
         <w:pStyle w:val="Heading3"/>
       </w:pPr>
       <w:r>
-        <w:t>7:30 PM, Fund-A-Need hosted by Charlie Moon</w:t>
+        <w:t>7:30 PM, Fund-A-Need</w:t>
       </w:r>
     </w:p>
     <w:p>
@@ -328,7 +319,7 @@
         <w:rPr>
           <w:b w:val="0"/>
         </w:rPr>
-        <w:t>Dinner by Scotch &amp; Sirloin. Refreshments by Blue Moon.</w:t>
+        <w:t>Dinner by Scotch &amp; Sirloin. Spirits by R&amp;J Discount Liquor.</w:t>
       </w:r>
     </w:p>
     <w:p>
@@ -666,6 +657,15 @@
       </w:r>
     </w:p>
     <w:p>
+      <w:pPr/>
+      <w:r>
+        <w:rPr>
+          <w:b/>
+        </w:rPr>
+        <w:t>Your last chance to give tonight.</w:t>
+      </w:r>
+    </w:p>
+    <w:p>
       <w:pPr>
         <w:spacing w:after="240"/>
       </w:pPr>
@@ -805,7 +805,7 @@
         <w:pStyle w:val="ListBullet"/>
       </w:pPr>
       <w:r>
-        <w:t>High Touch Technologies</w:t>
+        <w:t>High Touch Technologies, Inc.</w:t>
       </w:r>
     </w:p>
     <w:p>
@@ -821,7 +821,7 @@
         <w:pStyle w:val="ListBullet"/>
       </w:pPr>
       <w:r>
-        <w:t>Forvis Mazars</w:t>
+        <w:t>Forvis Mazars, LLP</w:t>
       </w:r>
     </w:p>
     <w:p>
@@ -837,7 +837,7 @@
         <w:pStyle w:val="ListBullet"/>
       </w:pPr>
       <w:r>
-        <w:t>INTRUST Bank</w:t>
+        <w:t>INTRUST Bank, N.A.</w:t>
       </w:r>
     </w:p>
     <w:p>
@@ -869,7 +869,7 @@
         <w:pStyle w:val="ListBullet"/>
       </w:pPr>
       <w:r>
-        <w:t>IMA</w:t>
+        <w:t>IMA, Inc.</w:t>
       </w:r>
     </w:p>
     <w:p>
@@ -893,7 +893,7 @@
         <w:pStyle w:val="ListBullet"/>
       </w:pPr>
       <w:r>
-        <w:t>ADS</w:t>
+        <w:t>Account Recovery Specialists, Inc.</w:t>
       </w:r>
     </w:p>
     <w:p>
@@ -901,7 +901,31 @@
         <w:pStyle w:val="ListBullet"/>
       </w:pPr>
       <w:r>
-        <w:t>Belleville Boot</w:t>
+        <w:t>ADS, Inc.</w:t>
+      </w:r>
+    </w:p>
+    <w:p>
+      <w:pPr>
+        <w:pStyle w:val="ListBullet"/>
+      </w:pPr>
+      <w:r>
+        <w:t>Bank of America</w:t>
+      </w:r>
+    </w:p>
+    <w:p>
+      <w:pPr>
+        <w:pStyle w:val="ListBullet"/>
+      </w:pPr>
+      <w:r>
+        <w:t>Belleville Boot Company</w:t>
+      </w:r>
+    </w:p>
+    <w:p>
+      <w:pPr>
+        <w:pStyle w:val="ListBullet"/>
+      </w:pPr>
+      <w:r>
+        <w:t>Blue Cross and Blue Shield of Kansas</w:t>
       </w:r>
     </w:p>
     <w:p>
@@ -917,7 +941,7 @@
         <w:pStyle w:val="ListBullet"/>
       </w:pPr>
       <w:r>
-        <w:t>Eby Construction</w:t>
+        <w:t>Eby Construction Company</w:t>
       </w:r>
     </w:p>
     <w:p>
@@ -925,7 +949,23 @@
         <w:pStyle w:val="ListBullet"/>
       </w:pPr>
       <w:r>
-        <w:t>Enza Financial</w:t>
+        <w:t>Emprise Bank</w:t>
+      </w:r>
+    </w:p>
+    <w:p>
+      <w:pPr>
+        <w:pStyle w:val="ListBullet"/>
+      </w:pPr>
+      <w:r>
+        <w:t>Enza Financial, LLC</w:t>
+      </w:r>
+    </w:p>
+    <w:p>
+      <w:pPr>
+        <w:pStyle w:val="ListBullet"/>
+      </w:pPr>
+      <w:r>
+        <w:t>John and Julie Dombo</w:t>
       </w:r>
     </w:p>
     <w:p>
@@ -942,6 +982,22 @@
       </w:pPr>
       <w:r>
         <w:t>Novolex</w:t>
+      </w:r>
+    </w:p>
+    <w:p>
+      <w:pPr>
+        <w:pStyle w:val="ListBullet"/>
+      </w:pPr>
+      <w:r>
+        <w:t>Pitt Plastics</w:t>
+      </w:r>
+    </w:p>
+    <w:p>
+      <w:pPr>
+        <w:pStyle w:val="ListBullet"/>
+      </w:pPr>
+      <w:r>
+        <w:t>R.K. Black, Inc.</w:t>
       </w:r>
     </w:p>
     <w:p>
@@ -981,7 +1037,7 @@
         <w:pStyle w:val="ListBullet"/>
       </w:pPr>
       <w:r>
-        <w:t>S.P. Richards</w:t>
+        <w:t>S.P. Richards Company</w:t>
       </w:r>
     </w:p>
     <w:p>

--- a/assets/program/2026-gala-program-large-print.docx
+++ b/assets/program/2026-gala-program-large-print.docx
@@ -173,7 +173,7 @@
         <w:rPr>
           <w:b w:val="0"/>
         </w:rPr>
-        <w:t>Spirits by R&amp;J Discount Liquor.</w:t>
+        <w:t>Spirits by R&amp;J Liquor and wine by ABC Discount Liquor.</w:t>
       </w:r>
     </w:p>
     <w:p>
@@ -190,7 +190,7 @@
         <w:rPr>
           <w:b w:val="0"/>
         </w:rPr>
-        <w:t>Invocation.</w:t>
+        <w:t>National Anthem.</w:t>
       </w:r>
     </w:p>
     <w:p>
@@ -199,7 +199,7 @@
         <w:rPr>
           <w:b w:val="0"/>
         </w:rPr>
-        <w:t>National Anthem.</w:t>
+        <w:t>Invocation.</w:t>
       </w:r>
     </w:p>
     <w:p>
@@ -224,7 +224,15 @@
         <w:pStyle w:val="Heading3"/>
       </w:pPr>
       <w:r>
-        <w:t>7:30 PM, Fund-A-Need</w:t>
+        <w:t>7:30 PM, The Envision Journey</w:t>
+      </w:r>
+    </w:p>
+    <w:p>
+      <w:pPr>
+        <w:pStyle w:val="Heading3"/>
+      </w:pPr>
+      <w:r>
+        <w:t>7:45 PM, Fund-A-Need</w:t>
       </w:r>
     </w:p>
     <w:p>
@@ -319,7 +327,7 @@
         <w:rPr>
           <w:b w:val="0"/>
         </w:rPr>
-        <w:t>Dinner by Scotch &amp; Sirloin. Spirits by R&amp;J Discount Liquor.</w:t>
+        <w:t>Dinner by Scotch &amp; Sirloin. Spirits by R&amp;J Liquor. Wine by ABC Discount Liquor.</w:t>
       </w:r>
     </w:p>
     <w:p>
@@ -353,7 +361,7 @@
         <w:rPr>
           <w:b w:val="0"/>
         </w:rPr>
-        <w:t>Presented by the Envision Vision Rehabilitation Center &amp; Research Institute Team.</w:t>
+        <w:t>Presented by the Envision Vision Rehabilitation Center.</w:t>
       </w:r>
     </w:p>
     <w:p>
@@ -362,7 +370,7 @@
         <w:rPr>
           <w:b w:val="0"/>
         </w:rPr>
-        <w:t>Guests are invited to experience Meta smart glasses through an intimate demonstration led by Envision's clinical and research teams. Discover how emerging assistive technologies are expanding access, independence and possibility for people who are blind or have low vision.</w:t>
+        <w:t>Guests are invited to experience Meta smart glasses through a guided demonstration led by Envision's clinical team. Discover how emerging assistive technologies are expanding access, independence and possibility for people who are blind or have low vision.</w:t>
       </w:r>
     </w:p>
     <w:p>
@@ -379,7 +387,7 @@
         <w:rPr>
           <w:b w:val="0"/>
         </w:rPr>
-        <w:t>Presented by the Envision Arts Program.</w:t>
+        <w:t>Presented by the Envision Arts.</w:t>
       </w:r>
     </w:p>
     <w:p>
@@ -388,7 +396,7 @@
         <w:rPr>
           <w:b w:val="0"/>
         </w:rPr>
-        <w:t>Experience art through a different perspective. The Beren Room features a curated selection of tactile works presented by the Envision Arts Program, inviting guests to engage with each piece through touch.</w:t>
+        <w:t>Experience art through a different perspective. The Beren Room features a curated selection of tactile works presented by the Envision Arts team, inviting guests to engage with each piece through touch.</w:t>
       </w:r>
     </w:p>
     <w:p>
@@ -397,7 +405,7 @@
         <w:rPr>
           <w:b w:val="0"/>
         </w:rPr>
-        <w:t>Sponsored by High Touch Technologies, Forvis Mazars, 6 Meridian, Hutton, IMA and Summit Films. Refreshments are served in the Beren Room.</w:t>
+        <w:t>Experiences sponsored by High Touch Technologies, Forvis Mazars, 6 Meridian, Hutton, IMA and Summit Films.</w:t>
       </w:r>
     </w:p>
     <w:p>
@@ -490,7 +498,7 @@
         <w:pStyle w:val="Heading3"/>
       </w:pPr>
       <w:r>
-        <w:t>Meet Stephen</w:t>
+        <w:t>Meet Steven</w:t>
       </w:r>
     </w:p>
     <w:p>
@@ -499,7 +507,7 @@
         <w:rPr>
           <w:b w:val="0"/>
         </w:rPr>
-        <w:t>For nearly 25 years, Stephen has been an integral part of the Envision community, as both a participant in Envision programs and a longtime member of the Envision workforce. His story reflects the enduring power of meaningful employment, connection and opportunity over a lifetime.</w:t>
+        <w:t>For nearly 25 years, Steven has been an integral part of the Envision community, as both a participant in Envision programs and a longtime member of the Envision workforce. His story reflects the enduring power of meaningful employment, connection and opportunity over a lifetime.</w:t>
       </w:r>
     </w:p>
     <w:p>
@@ -693,7 +701,7 @@
         <w:rPr>
           <w:b w:val="0"/>
         </w:rPr>
-        <w:t>Raise your paddle at the level you choose, then drop your bidder number in the basket.</w:t>
+        <w:t>Raise your paddle, then drop your bidder number in the basket.</w:t>
       </w:r>
     </w:p>
     <w:p>

--- a/assets/program/2026-gala-program-large-print.docx
+++ b/assets/program/2026-gala-program-large-print.docx
@@ -917,6 +917,14 @@
         <w:pStyle w:val="ListBullet"/>
       </w:pPr>
       <w:r>
+        <w:t>Atlas Electric, LLC</w:t>
+      </w:r>
+    </w:p>
+    <w:p>
+      <w:pPr>
+        <w:pStyle w:val="ListBullet"/>
+      </w:pPr>
+      <w:r>
         <w:t>Bank of America</w:t>
       </w:r>
     </w:p>

--- a/assets/program/2026-gala-program-large-print.docx
+++ b/assets/program/2026-gala-program-large-print.docx
@@ -164,7 +164,7 @@
         <w:rPr>
           <w:b w:val="0"/>
         </w:rPr>
-        <w:t>Innovative Assistive Technology and Tactile Art Experiences in the Beren Room.</w:t>
+        <w:t>Innovative Assistive Technology and Tactile Art Experiences.</w:t>
       </w:r>
     </w:p>
     <w:p>
@@ -190,7 +190,7 @@
         <w:rPr>
           <w:b w:val="0"/>
         </w:rPr>
-        <w:t>National Anthem.</w:t>
+        <w:t>Invocation.</w:t>
       </w:r>
     </w:p>
     <w:p>
@@ -199,7 +199,7 @@
         <w:rPr>
           <w:b w:val="0"/>
         </w:rPr>
-        <w:t>Invocation.</w:t>
+        <w:t>National Anthem.</w:t>
       </w:r>
     </w:p>
     <w:p>
@@ -780,7 +780,7 @@
         <w:rPr>
           <w:b w:val="0"/>
         </w:rPr>
-        <w:t>Subject to availability and blackout dates. Travel complete by December 2027. Employees of Envision are not eligible.</w:t>
+        <w:t>Subject to availability and blackout dates. Travel complete by December 2027. Employees of Envision are not eligible to purchase.</w:t>
       </w:r>
     </w:p>
     <w:p>

--- a/assets/program/2026-gala-program-large-print.docx
+++ b/assets/program/2026-gala-program-large-print.docx
@@ -164,7 +164,7 @@
         <w:rPr>
           <w:b w:val="0"/>
         </w:rPr>
-        <w:t>Innovative Assistive Technology and Tactile Art Experiences in the Beren Room.</w:t>
+        <w:t>Innovative Assistive Technology and Tactile Art Experiences.</w:t>
       </w:r>
     </w:p>
     <w:p>
@@ -173,7 +173,7 @@
         <w:rPr>
           <w:b w:val="0"/>
         </w:rPr>
-        <w:t>Refreshments by Blue Moon.</w:t>
+        <w:t>Spirits by R&amp;J Liquor and wine by ABC Discount Liquor.</w:t>
       </w:r>
     </w:p>
     <w:p>
@@ -190,7 +190,7 @@
         <w:rPr>
           <w:b w:val="0"/>
         </w:rPr>
-        <w:t>Presented by Michael Monteferrante, President and CEO, and Molly Edwards-Workman, SVP, Foundation and Mission Services.</w:t>
+        <w:t>Invocation.</w:t>
       </w:r>
     </w:p>
     <w:p>
@@ -199,16 +199,7 @@
         <w:rPr>
           <w:b w:val="0"/>
         </w:rPr>
-        <w:t>National Anthem performed by Hashim Sayed.</w:t>
-      </w:r>
-    </w:p>
-    <w:p>
-      <w:pPr/>
-      <w:r>
-        <w:rPr>
-          <w:b w:val="0"/>
-        </w:rPr>
-        <w:t>Invocation by Rev. Dr. Robin McGonigle.</w:t>
+        <w:t>National Anthem.</w:t>
       </w:r>
     </w:p>
     <w:p>
@@ -233,7 +224,15 @@
         <w:pStyle w:val="Heading3"/>
       </w:pPr>
       <w:r>
-        <w:t>7:30 PM, Fund-A-Need hosted by Charlie Moon</w:t>
+        <w:t>7:30 PM, The Envision Journey</w:t>
+      </w:r>
+    </w:p>
+    <w:p>
+      <w:pPr>
+        <w:pStyle w:val="Heading3"/>
+      </w:pPr>
+      <w:r>
+        <w:t>7:45 PM, Fund-A-Need</w:t>
       </w:r>
     </w:p>
     <w:p>
@@ -328,7 +327,7 @@
         <w:rPr>
           <w:b w:val="0"/>
         </w:rPr>
-        <w:t>Dinner by Scotch &amp; Sirloin. Refreshments by Blue Moon.</w:t>
+        <w:t>Dinner by Scotch &amp; Sirloin. Spirits by R&amp;J Liquor. Wine by ABC Discount Liquor.</w:t>
       </w:r>
     </w:p>
     <w:p>
@@ -362,7 +361,7 @@
         <w:rPr>
           <w:b w:val="0"/>
         </w:rPr>
-        <w:t>Presented by the Envision Vision Rehabilitation Center &amp; Research Institute Team.</w:t>
+        <w:t>Presented by the Envision Vision Rehabilitation Center.</w:t>
       </w:r>
     </w:p>
     <w:p>
@@ -371,7 +370,7 @@
         <w:rPr>
           <w:b w:val="0"/>
         </w:rPr>
-        <w:t>Guests are invited to experience Meta smart glasses through an intimate demonstration led by Envision's clinical and research teams. Discover how emerging assistive technologies are expanding access, independence and possibility for people who are blind or have low vision.</w:t>
+        <w:t>Guests are invited to experience Meta smart glasses through a guided demonstration led by Envision's clinical team. Discover how emerging assistive technologies are expanding access, independence and possibility for people who are blind or have low vision.</w:t>
       </w:r>
     </w:p>
     <w:p>
@@ -388,7 +387,7 @@
         <w:rPr>
           <w:b w:val="0"/>
         </w:rPr>
-        <w:t>Presented by the Envision Arts Program.</w:t>
+        <w:t>Presented by the Envision Arts.</w:t>
       </w:r>
     </w:p>
     <w:p>
@@ -397,7 +396,7 @@
         <w:rPr>
           <w:b w:val="0"/>
         </w:rPr>
-        <w:t>Experience art through a different perspective. The Beren Room features a curated selection of tactile works presented by the Envision Arts Program, inviting guests to engage with each piece through touch.</w:t>
+        <w:t>Experience art through a different perspective. The Beren Room features a curated selection of tactile works presented by the Envision Arts team, inviting guests to engage with each piece through touch.</w:t>
       </w:r>
     </w:p>
     <w:p>
@@ -406,7 +405,7 @@
         <w:rPr>
           <w:b w:val="0"/>
         </w:rPr>
-        <w:t>Sponsored by High Touch Technologies, Forvis Mazars, 6 Meridian, Hutton, IMA and Summit Films. Refreshments are served in the Beren Room.</w:t>
+        <w:t>Experiences sponsored by High Touch Technologies, Forvis Mazars, 6 Meridian, Hutton, IMA and Summit Films.</w:t>
       </w:r>
     </w:p>
     <w:p>
@@ -499,7 +498,7 @@
         <w:pStyle w:val="Heading3"/>
       </w:pPr>
       <w:r>
-        <w:t>Meet Stephen</w:t>
+        <w:t>Meet Steven</w:t>
       </w:r>
     </w:p>
     <w:p>
@@ -508,7 +507,7 @@
         <w:rPr>
           <w:b w:val="0"/>
         </w:rPr>
-        <w:t>For nearly 25 years, Stephen has been an integral part of the Envision community, as both a participant in Envision programs and a longtime member of the Envision workforce. His story reflects the enduring power of meaningful employment, connection and opportunity over a lifetime.</w:t>
+        <w:t>For nearly 25 years, Steven has been an integral part of the Envision community, as both a participant in Envision programs and a longtime member of the Envision workforce. His story reflects the enduring power of meaningful employment, connection and opportunity over a lifetime.</w:t>
       </w:r>
     </w:p>
     <w:p>
@@ -666,6 +665,15 @@
       </w:r>
     </w:p>
     <w:p>
+      <w:pPr/>
+      <w:r>
+        <w:rPr>
+          <w:b/>
+        </w:rPr>
+        <w:t>Your last chance to give tonight.</w:t>
+      </w:r>
+    </w:p>
+    <w:p>
       <w:pPr>
         <w:spacing w:after="240"/>
       </w:pPr>
@@ -693,7 +701,7 @@
         <w:rPr>
           <w:b w:val="0"/>
         </w:rPr>
-        <w:t>Raise your paddle at the level you choose, then drop your bidder number in the basket.</w:t>
+        <w:t>Raise your paddle, then drop your bidder number in the basket.</w:t>
       </w:r>
     </w:p>
     <w:p>
@@ -772,7 +780,7 @@
         <w:rPr>
           <w:b w:val="0"/>
         </w:rPr>
-        <w:t>Subject to availability and blackout dates. Travel complete by December 2027. Employees of Envision are not eligible.</w:t>
+        <w:t>Subject to availability and blackout dates. Travel complete by December 2027. Employees of Envision are not eligible to purchase.</w:t>
       </w:r>
     </w:p>
     <w:p>
@@ -805,7 +813,7 @@
         <w:pStyle w:val="ListBullet"/>
       </w:pPr>
       <w:r>
-        <w:t>High Touch Technologies</w:t>
+        <w:t>High Touch Technologies, Inc.</w:t>
       </w:r>
     </w:p>
     <w:p>
@@ -821,7 +829,7 @@
         <w:pStyle w:val="ListBullet"/>
       </w:pPr>
       <w:r>
-        <w:t>Forvis Mazars</w:t>
+        <w:t>Forvis Mazars, LLP</w:t>
       </w:r>
     </w:p>
     <w:p>
@@ -837,7 +845,7 @@
         <w:pStyle w:val="ListBullet"/>
       </w:pPr>
       <w:r>
-        <w:t>INTRUST Bank</w:t>
+        <w:t>INTRUST Bank, N.A.</w:t>
       </w:r>
     </w:p>
     <w:p>
@@ -869,7 +877,7 @@
         <w:pStyle w:val="ListBullet"/>
       </w:pPr>
       <w:r>
-        <w:t>IMA</w:t>
+        <w:t>IMA, Inc.</w:t>
       </w:r>
     </w:p>
     <w:p>
@@ -893,7 +901,7 @@
         <w:pStyle w:val="ListBullet"/>
       </w:pPr>
       <w:r>
-        <w:t>ADS</w:t>
+        <w:t>Account Recovery Specialists, Inc.</w:t>
       </w:r>
     </w:p>
     <w:p>
@@ -901,7 +909,39 @@
         <w:pStyle w:val="ListBullet"/>
       </w:pPr>
       <w:r>
-        <w:t>Belleville Boot</w:t>
+        <w:t>ADS, Inc.</w:t>
+      </w:r>
+    </w:p>
+    <w:p>
+      <w:pPr>
+        <w:pStyle w:val="ListBullet"/>
+      </w:pPr>
+      <w:r>
+        <w:t>Atlas Electric, LLC</w:t>
+      </w:r>
+    </w:p>
+    <w:p>
+      <w:pPr>
+        <w:pStyle w:val="ListBullet"/>
+      </w:pPr>
+      <w:r>
+        <w:t>Bank of America</w:t>
+      </w:r>
+    </w:p>
+    <w:p>
+      <w:pPr>
+        <w:pStyle w:val="ListBullet"/>
+      </w:pPr>
+      <w:r>
+        <w:t>Belleville Boot Company</w:t>
+      </w:r>
+    </w:p>
+    <w:p>
+      <w:pPr>
+        <w:pStyle w:val="ListBullet"/>
+      </w:pPr>
+      <w:r>
+        <w:t>Blue Cross and Blue Shield of Kansas</w:t>
       </w:r>
     </w:p>
     <w:p>
@@ -917,7 +957,7 @@
         <w:pStyle w:val="ListBullet"/>
       </w:pPr>
       <w:r>
-        <w:t>Eby Construction</w:t>
+        <w:t>Eby Construction Company</w:t>
       </w:r>
     </w:p>
     <w:p>
@@ -925,7 +965,23 @@
         <w:pStyle w:val="ListBullet"/>
       </w:pPr>
       <w:r>
-        <w:t>Enza Financial</w:t>
+        <w:t>Emprise Bank</w:t>
+      </w:r>
+    </w:p>
+    <w:p>
+      <w:pPr>
+        <w:pStyle w:val="ListBullet"/>
+      </w:pPr>
+      <w:r>
+        <w:t>Enza Financial, LLC</w:t>
+      </w:r>
+    </w:p>
+    <w:p>
+      <w:pPr>
+        <w:pStyle w:val="ListBullet"/>
+      </w:pPr>
+      <w:r>
+        <w:t>John and Julie Dombo</w:t>
       </w:r>
     </w:p>
     <w:p>
@@ -942,6 +998,22 @@
       </w:pPr>
       <w:r>
         <w:t>Novolex</w:t>
+      </w:r>
+    </w:p>
+    <w:p>
+      <w:pPr>
+        <w:pStyle w:val="ListBullet"/>
+      </w:pPr>
+      <w:r>
+        <w:t>Pitt Plastics</w:t>
+      </w:r>
+    </w:p>
+    <w:p>
+      <w:pPr>
+        <w:pStyle w:val="ListBullet"/>
+      </w:pPr>
+      <w:r>
+        <w:t>R.K. Black, Inc.</w:t>
       </w:r>
     </w:p>
     <w:p>
@@ -981,7 +1053,7 @@
         <w:pStyle w:val="ListBullet"/>
       </w:pPr>
       <w:r>
-        <w:t>S.P. Richards</w:t>
+        <w:t>S.P. Richards Company</w:t>
       </w:r>
     </w:p>
     <w:p>

--- a/assets/program/2026-gala-program-large-print.docx
+++ b/assets/program/2026-gala-program-large-print.docx
@@ -361,7 +361,7 @@
         <w:rPr>
           <w:b w:val="0"/>
         </w:rPr>
-        <w:t>Presented by the Envision Vision Rehabilitation Center.</w:t>
+        <w:t>Presented by the Envision Low Vision Rehabilitation Center.</w:t>
       </w:r>
     </w:p>
     <w:p>

--- a/assets/program/2026-gala-program-large-print.docx
+++ b/assets/program/2026-gala-program-large-print.docx
@@ -1230,6 +1230,33 @@
         <w:t>Tonight takes many hands. Thank you to the volunteers who gave their time, and to the Wichita State Delta Gammas, whose service helps make this evening possible.</w:t>
       </w:r>
     </w:p>
+    <w:p>
+      <w:pPr>
+        <w:pStyle w:val="Heading2"/>
+        <w:pageBreakBefore w:val="0"/>
+      </w:pPr>
+      <w:r>
+        <w:t>Printed by Envision Print</w:t>
+      </w:r>
+    </w:p>
+    <w:p>
+      <w:pPr>
+        <w:keepNext/>
+        <w:spacing w:after="80"/>
+        <w:pBdr>
+          <w:bottom w:val="single" w:sz="18" w:space="1" w:color="E61636"/>
+        </w:pBdr>
+      </w:pPr>
+    </w:p>
+    <w:p>
+      <w:pPr/>
+      <w:r>
+        <w:rPr>
+          <w:b w:val="0"/>
+        </w:rPr>
+        <w:t>This program was produced by Envision Print, supporting meaningful employment opportunities for people who are blind or have low vision.</w:t>
+      </w:r>
+    </w:p>
     <w:sectPr>
       <w:footerReference w:type="default" r:id="rId9"/>
       <w:pgSz w:w="12240" w:h="15840"/>

--- a/assets/program/2026-gala-program-large-print.docx
+++ b/assets/program/2026-gala-program-large-print.docx
@@ -1021,6 +1021,14 @@
         <w:pStyle w:val="ListBullet"/>
       </w:pPr>
       <w:r>
+        <w:t>Service Steel Aerospace Corp.</w:t>
+      </w:r>
+    </w:p>
+    <w:p>
+      <w:pPr>
+        <w:pStyle w:val="ListBullet"/>
+      </w:pPr>
+      <w:r>
         <w:t>Vornado Air</w:t>
       </w:r>
     </w:p>

--- a/assets/program/2026-gala-program-large-print.docx
+++ b/assets/program/2026-gala-program-large-print.docx
@@ -597,7 +597,7 @@
         <w:t xml:space="preserve">$10,000 </w:t>
       </w:r>
       <w:r>
-        <w:t>will fund transportation for teens with vision loss to attend Level Up, where they explore adaptive technology, college, and career options for a successful and independent future.</w:t>
+        <w:t>will provide career training and education services through the Workforce Innovation Center for a person who is blind or has low vision, offering a life-changing opportunity.</w:t>
       </w:r>
     </w:p>
     <w:p>
@@ -611,7 +611,7 @@
         <w:t xml:space="preserve">$5,000 </w:t>
       </w:r>
       <w:r>
-        <w:t>will provide career training and education through the Workforce Innovation Center for a person who is blind or has low vision, offering a life-changing opportunity.</w:t>
+        <w:t>will fund transportation for teens with vision loss to attend Level Up, where they explore adaptive technology, college, and career options for a successful and independent future.</w:t>
       </w:r>
     </w:p>
     <w:p>
@@ -701,7 +701,7 @@
         <w:rPr>
           <w:b w:val="0"/>
         </w:rPr>
-        <w:t>Raise your paddle, then drop your bidder number in the basket.</w:t>
+        <w:t>Raise your bidder number, listen for acknowledgment of your gift, and drop your bidder number in the basket.</w:t>
       </w:r>
     </w:p>
     <w:p>
@@ -780,7 +780,7 @@
         <w:rPr>
           <w:b w:val="0"/>
         </w:rPr>
-        <w:t>Subject to availability and blackout dates. Travel complete by December 2027. Employees of Envision are not eligible to purchase.</w:t>
+        <w:t>Subject to availability and blackout dates. Travel complete by December 2027. Employees of Envision are not eligible to purchase or win.</w:t>
       </w:r>
     </w:p>
     <w:p>

--- a/assets/program/2026-gala-program-large-print.docx
+++ b/assets/program/2026-gala-program-large-print.docx
@@ -780,7 +780,7 @@
         <w:rPr>
           <w:b w:val="0"/>
         </w:rPr>
-        <w:t>Subject to availability and blackout dates. Travel complete by December 2027. Employees of Envision are not eligible to purchase or win.</w:t>
+        <w:t>Subject to availability and blackout dates. Travel complete by December 2027. Employees and volunteers of Envision are not eligible to purchase or win.</w:t>
       </w:r>
     </w:p>
     <w:p>

--- a/assets/program/2026-gala-program-large-print.docx
+++ b/assets/program/2026-gala-program-large-print.docx
@@ -925,7 +925,7 @@
         <w:pStyle w:val="ListBullet"/>
       </w:pPr>
       <w:r>
-        <w:t>Bank of America</w:t>
+        <w:t>Bank of America, N.A.</w:t>
       </w:r>
     </w:p>
     <w:p>
@@ -1045,7 +1045,7 @@
         <w:pStyle w:val="ListBullet"/>
       </w:pPr>
       <w:r>
-        <w:t>Allen Exploration</w:t>
+        <w:t>Allen Exploration, LLC</w:t>
       </w:r>
     </w:p>
     <w:p>
